--- a/site/files/Phase-Protocol-211-The Year of Falling Pods - Dump the Gear Before the Track- Gemini Protocols.docx
+++ b/site/files/Phase-Protocol-211-The Year of Falling Pods - Dump the Gear Before the Track- Gemini Protocols.docx
@@ -569,7 +569,7 @@
           <w:color w:val="1A1A1A"/>
           <w:szCs w:val="22"/>
         </w:rPr>
-        <w:t>Run the comparison he named: Pathfinder's baby rover package hit its bags at roughly 360 kg and ~20 m/s — 72 kJ, 7.2 tonne·m/s of momentum. His 3x3 m pod at 2 tonnes at the same speed carries 400 kJ and 40 tonne·m/s — five to six times the energy, and over a half-metre bag stroke that is 800 kN of crush in a twentieth of a second: the bubbles die, exactly as he said. A dead-stop bounce simply does not scale from rover class to copper class. But his correction does the scaling. At a 5-degree graze, a pod doing 25 m/s across the ground presents a vertical sliver of just 2.2 m/s — 4.75 kJ against the bags, a 50th of Pathfinder's strike, bag-trivial at any mass. The long roll is the brake: regolith rolling resistance (μ 0.15-0.3, lunar g) converts 20-30 m/s into 400 metres to 1.9 kilometres of rollout — no rocketry required for that part. And the dam-busters skip is real staged physics, recognition recorded: Barnes Wallis's bouncing bomb, Operation Chastise, 1943 — each graze kills the vertical sliver plus a fraction of the horizontal, so five skips at a conservative 20% bleed take 25 m/s down to 8. This is seated as the GRAZE-ROLL LAW, the fifth named law of the day, in his words: the roll is the brake — dead-stop bounce is rover class, angular landing plus long roll is copper class. Architecture consequence: the manifest forks — light pods may dead-bounce, copper-class pods fly the graze corridor, and the retro's job shrinks from killing velocity to setting the corridor (speed plus 3-8 degree angle), which is propellant saved. Terrain debt upgraded to law: the corridor is surveyed to metre scale BEFORE the rain begins — one to two kilometres of open roll, no steep faces inside it, unless a face is used deliberately as an upslope momentum-scrubber, dam-busters style; both readings of his sentence preserved. Bags are then rated for repeated strikes along the skip sequence, not one strike. His verdict stands as the amendment's close, because it is the whole point: this aint no baby rover in bubble wrap.</w:t>
+        <w:t>Run the comparison he named: Pathfinder's baby rover package hit its bags at roughly 360 kg and ~20 m/s — 72 kJ, 7.2 tonne·m/s of momentum. His 3x3 m pod at 2 tonnes at the same speed carries 400 kJ and 40 tonne·m/s — five to six times the energy, and over a half-metre bag stroke that is 800 kN of crush in a twentieth of a second: the bubbles die, exactly as he said. A dead-stop bounce simply does not scale from rover class to copper class. But his correction does the scaling. At a 5-degree graze, a pod doing 25 m/s across the ground presents a vertical sliver of just 2.2 m/s — 4.75 kJ against the bags, a fifteenth of Pathfinder's strike, bag-trivial at any mass. The long roll is the brake: regolith rolling resistance (μ 0.15-0.3, lunar g) converts 20-30 m/s into 400 metres to 1.9 kilometres of rollout — no rocketry required for that part. And the dam-busters skip is real staged physics, recognition recorded: Barnes Wallis's bouncing bomb, Operation Chastise, 1943 — each graze kills the vertical sliver plus a fraction of the horizontal, so five skips at a conservative 20% bleed take 25 m/s down to 8. This is seated as the GRAZE-ROLL LAW, the fifth named law of the day, in his words: the roll is the brake — dead-stop bounce is rover class, angular landing plus long roll is copper class. Architecture consequence: the manifest forks — light pods may dead-bounce, copper-class pods fly the graze corridor, and the retro's job shrinks from killing velocity to setting the corridor (speed plus 3-8 degree angle), which is propellant saved. Terrain debt upgraded to law: the corridor is surveyed to metre scale BEFORE the rain begins — one to two kilometres of open roll, no steep faces inside it, unless a face is used deliberately as an upslope momentum-scrubber, dam-busters style; both readings of his sentence preserved. Bags are then rated for repeated strikes along the skip sequence, not one strike. His verdict stands as the amendment's close, because it is the whole point: this aint no baby rover in bubble wrap.</w:t>
       </w:r>
     </w:p>
     <w:p>
